--- a/docs/03-soar-design-and-playbooks.docx
+++ b/docs/03-soar-design-and-playbooks.docx
@@ -5276,7 +5276,7 @@
       </w:r>
     </w:p>
     <w:bookmarkEnd w:id="49"/>
-    <w:bookmarkStart w:id="53" w:name="operating-the-system"/>
+    <w:bookmarkStart w:id="54" w:name="operating-the-system"/>
     <w:p>
       <w:pPr>
         <w:pStyle w:val="Heading1"/>
@@ -5645,58 +5645,39 @@
       </w:tr>
     </w:tbl>
     <w:bookmarkEnd w:id="50"/>
-    <w:bookmarkStart w:id="51" w:name="common-situations"/>
+    <w:bookmarkStart w:id="51" w:name="reading-the-dashboard-honestly"/>
     <w:p>
       <w:pPr>
         <w:pStyle w:val="Heading2"/>
       </w:pPr>
       <w:r>
-        <w:t xml:space="preserve">9.2 Common situations</w:t>
+        <w:t xml:space="preserve">9.2 Reading the dashboard honestly</w:t>
       </w:r>
     </w:p>
     <w:p>
       <w:pPr>
         <w:pStyle w:val="FirstParagraph"/>
+      </w:pPr>
+      <w:r>
+        <w:t xml:space="preserve">The panels are designed so that non-zero failure and refusal counts are informative rather than embarrassing, and they should be read that way.</w:t>
+      </w:r>
+    </w:p>
+    <w:p>
+      <w:pPr>
+        <w:pStyle w:val="BodyText"/>
       </w:pPr>
       <w:r>
         <w:rPr>
           <w:bCs/>
           <w:b/>
         </w:rPr>
-        <w:t xml:space="preserve">An alert fired but nothing happened.</w:t>
-      </w:r>
-      <w:r>
-        <w:t xml:space="preserve"> </w:t>
-      </w:r>
-      <w:r>
-        <w:t xml:space="preserve">Check the rule engine log. Every non-match is logged with a reason. Usually</w:t>
-      </w:r>
-      <w:r>
-        <w:t xml:space="preserve"> </w:t>
-      </w:r>
-      <w:r>
-        <w:rPr>
-          <w:rStyle w:val="VerbatimChar"/>
-        </w:rPr>
-        <w:t xml:space="preserve">severity mismatch</w:t>
-      </w:r>
-      <w:r>
-        <w:t xml:space="preserve"> </w:t>
-      </w:r>
-      <w:r>
-        <w:t xml:space="preserve">or</w:t>
-      </w:r>
-      <w:r>
-        <w:t xml:space="preserve"> </w:t>
-      </w:r>
-      <w:r>
-        <w:rPr>
-          <w:rStyle w:val="VerbatimChar"/>
-        </w:rPr>
-        <w:t xml:space="preserve">below threshold</w:t>
-      </w:r>
-      <w:r>
-        <w:t xml:space="preserve">.</w:t>
+        <w:t xml:space="preserve">Actions failed above zero</w:t>
+      </w:r>
+      <w:r>
+        <w:t xml:space="preserve"> </w:t>
+      </w:r>
+      <w:r>
+        <w:t xml:space="preserve">means a response could not be executed. During this project it meant an IAM permission had been reverted by a file overwrite, and the dashboard is where that became visible. The correct reaction is to open the action’s log group, not to assume the number is noise.</w:t>
       </w:r>
     </w:p>
     <w:p>
@@ -5708,13 +5689,13 @@
           <w:bCs/>
           <w:b/>
         </w:rPr>
-        <w:t xml:space="preserve">An action was skipped.</w:t>
-      </w:r>
-      <w:r>
-        <w:t xml:space="preserve"> </w:t>
-      </w:r>
-      <w:r>
-        <w:t xml:space="preserve">Check the action’s log for the guard that refused.</w:t>
+        <w:t xml:space="preserve">Actions refused above zero</w:t>
+      </w:r>
+      <w:r>
+        <w:t xml:space="preserve"> </w:t>
+      </w:r>
+      <w:r>
+        <w:t xml:space="preserve">is usually the system working. The reason label says which guard fired.</w:t>
       </w:r>
       <w:r>
         <w:t xml:space="preserve"> </w:t>
@@ -5729,7 +5710,7 @@
         <w:t xml:space="preserve"> </w:t>
       </w:r>
       <w:r>
-        <w:t xml:space="preserve">and</w:t>
+        <w:t xml:space="preserve">means an internal address was correctly not blocked.</w:t>
       </w:r>
       <w:r>
         <w:t xml:space="preserve"> </w:t>
@@ -5744,7 +5725,22 @@
         <w:t xml:space="preserve"> </w:t>
       </w:r>
       <w:r>
-        <w:t xml:space="preserve">are the two most common, and both are the system working correctly.</w:t>
+        <w:t xml:space="preserve">means an instance was correctly not isolated.</w:t>
+      </w:r>
+      <w:r>
+        <w:t xml:space="preserve"> </w:t>
+      </w:r>
+      <w:r>
+        <w:rPr>
+          <w:rStyle w:val="VerbatimChar"/>
+        </w:rPr>
+        <w:t xml:space="preserve">already_blocked</w:t>
+      </w:r>
+      <w:r>
+        <w:t xml:space="preserve"> </w:t>
+      </w:r>
+      <w:r>
+        <w:t xml:space="preserve">means a repeated event was correctly ignored. These are the safety guards leaving a trace, and their absence over a long period is more suspicious than their presence.</w:t>
       </w:r>
     </w:p>
     <w:p>
@@ -5756,24 +5752,153 @@
           <w:bCs/>
           <w:b/>
         </w:rPr>
-        <w:t xml:space="preserve">Events are reaching DynamoDB but not being processed.</w:t>
-      </w:r>
-      <w:r>
-        <w:t xml:space="preserve"> </w:t>
-      </w:r>
-      <w:r>
-        <w:t xml:space="preserve">Check the SQS event source mapping is enabled and the ingest DLQ for parked messages.</w:t>
+        <w:t xml:space="preserve">Unmatched events rising</w:t>
+      </w:r>
+      <w:r>
+        <w:t xml:space="preserve"> </w:t>
+      </w:r>
+      <w:r>
+        <w:t xml:space="preserve">is a coverage gap rather than a fault. It means real events are arriving that no playbook handles. The event type label says which, and that is the best available guide to what should be automated next.</w:t>
       </w:r>
     </w:p>
     <w:p>
       <w:pPr>
         <w:pStyle w:val="BodyText"/>
+      </w:pPr>
+      <w:r>
+        <w:t xml:space="preserve">A dashboard showing nothing but zeros across every panel usually means the system is idle, but it can also mean the metrics pipeline is broken. The two look identical. Run a test and watch the numbers move before concluding the system is healthy.</w:t>
+      </w:r>
+    </w:p>
+    <w:bookmarkEnd w:id="51"/>
+    <w:bookmarkStart w:id="52" w:name="common-situations"/>
+    <w:p>
+      <w:pPr>
+        <w:pStyle w:val="Heading2"/>
+      </w:pPr>
+      <w:r>
+        <w:t xml:space="preserve">9.3 Common situations</w:t>
+      </w:r>
+    </w:p>
+    <w:p>
+      <w:pPr>
+        <w:pStyle w:val="FirstParagraph"/>
       </w:pPr>
       <w:r>
         <w:rPr>
           <w:bCs/>
           <w:b/>
         </w:rPr>
+        <w:t xml:space="preserve">An alert fired but nothing happened.</w:t>
+      </w:r>
+      <w:r>
+        <w:t xml:space="preserve"> </w:t>
+      </w:r>
+      <w:r>
+        <w:t xml:space="preserve">Check the rule engine log. Every non-match is logged with a reason. Usually</w:t>
+      </w:r>
+      <w:r>
+        <w:t xml:space="preserve"> </w:t>
+      </w:r>
+      <w:r>
+        <w:rPr>
+          <w:rStyle w:val="VerbatimChar"/>
+        </w:rPr>
+        <w:t xml:space="preserve">severity mismatch</w:t>
+      </w:r>
+      <w:r>
+        <w:t xml:space="preserve"> </w:t>
+      </w:r>
+      <w:r>
+        <w:t xml:space="preserve">or</w:t>
+      </w:r>
+      <w:r>
+        <w:t xml:space="preserve"> </w:t>
+      </w:r>
+      <w:r>
+        <w:rPr>
+          <w:rStyle w:val="VerbatimChar"/>
+        </w:rPr>
+        <w:t xml:space="preserve">below threshold</w:t>
+      </w:r>
+      <w:r>
+        <w:t xml:space="preserve">.</w:t>
+      </w:r>
+    </w:p>
+    <w:p>
+      <w:pPr>
+        <w:pStyle w:val="BodyText"/>
+      </w:pPr>
+      <w:r>
+        <w:rPr>
+          <w:bCs/>
+          <w:b/>
+        </w:rPr>
+        <w:t xml:space="preserve">An action was skipped.</w:t>
+      </w:r>
+      <w:r>
+        <w:t xml:space="preserve"> </w:t>
+      </w:r>
+      <w:r>
+        <w:t xml:space="preserve">Check the action’s log for the guard that refused.</w:t>
+      </w:r>
+      <w:r>
+        <w:t xml:space="preserve"> </w:t>
+      </w:r>
+      <w:r>
+        <w:rPr>
+          <w:rStyle w:val="VerbatimChar"/>
+        </w:rPr>
+        <w:t xml:space="preserve">protected_range</w:t>
+      </w:r>
+      <w:r>
+        <w:t xml:space="preserve"> </w:t>
+      </w:r>
+      <w:r>
+        <w:t xml:space="preserve">and</w:t>
+      </w:r>
+      <w:r>
+        <w:t xml:space="preserve"> </w:t>
+      </w:r>
+      <w:r>
+        <w:rPr>
+          <w:rStyle w:val="VerbatimChar"/>
+        </w:rPr>
+        <w:t xml:space="preserve">not_soarable</w:t>
+      </w:r>
+      <w:r>
+        <w:t xml:space="preserve"> </w:t>
+      </w:r>
+      <w:r>
+        <w:t xml:space="preserve">are the two most common, and both are the system working correctly.</w:t>
+      </w:r>
+    </w:p>
+    <w:p>
+      <w:pPr>
+        <w:pStyle w:val="BodyText"/>
+      </w:pPr>
+      <w:r>
+        <w:rPr>
+          <w:bCs/>
+          <w:b/>
+        </w:rPr>
+        <w:t xml:space="preserve">Events are reaching DynamoDB but not being processed.</w:t>
+      </w:r>
+      <w:r>
+        <w:t xml:space="preserve"> </w:t>
+      </w:r>
+      <w:r>
+        <w:t xml:space="preserve">Check the SQS event source mapping is enabled and the ingest DLQ for parked messages.</w:t>
+      </w:r>
+    </w:p>
+    <w:p>
+      <w:pPr>
+        <w:pStyle w:val="BodyText"/>
+      </w:pPr>
+      <w:r>
+        <w:rPr>
+          <w:bCs/>
+          <w:b/>
+        </w:rPr>
         <w:t xml:space="preserve">The block list is full.</w:t>
       </w:r>
       <w:r>
@@ -5798,14 +5923,14 @@
         <w:t xml:space="preserve">to reset.</w:t>
       </w:r>
     </w:p>
-    <w:bookmarkEnd w:id="51"/>
-    <w:bookmarkStart w:id="52" w:name="emergency-stop"/>
+    <w:bookmarkEnd w:id="52"/>
+    <w:bookmarkStart w:id="53" w:name="emergency-stop"/>
     <w:p>
       <w:pPr>
         <w:pStyle w:val="Heading2"/>
       </w:pPr>
       <w:r>
-        <w:t xml:space="preserve">9.3 Emergency stop</w:t>
+        <w:t xml:space="preserve">9.4 Emergency stop</w:t>
       </w:r>
     </w:p>
     <w:p>
@@ -5847,8 +5972,8 @@
         <w:t xml:space="preserve">, and preserves the event stream so nothing is lost while the problem is investigated.</w:t>
       </w:r>
     </w:p>
-    <w:bookmarkEnd w:id="52"/>
     <w:bookmarkEnd w:id="53"/>
+    <w:bookmarkEnd w:id="54"/>
     <w:sectPr/>
   </w:body>
 </w:document>

--- a/docs/03-soar-design-and-playbooks.docx
+++ b/docs/03-soar-design-and-playbooks.docx
@@ -225,7 +225,7 @@
         <w:t xml:space="preserve"> </w:t>
       </w:r>
       <w:r>
-        <w:t xml:space="preserve">collects security events from every source into one normalised stream</w:t>
+        <w:t xml:space="preserve">Collects security events from every source into one normalised stream</w:t>
       </w:r>
     </w:p>
     <w:p>
@@ -247,7 +247,7 @@
         <w:t xml:space="preserve"> </w:t>
       </w:r>
       <w:r>
-        <w:t xml:space="preserve">evaluates each event against declarative playbooks</w:t>
+        <w:t xml:space="preserve">Evaluates each event against declarative playbooks</w:t>
       </w:r>
     </w:p>
     <w:p>
@@ -269,7 +269,7 @@
         <w:t xml:space="preserve"> </w:t>
       </w:r>
       <w:r>
-        <w:t xml:space="preserve">executes containment actions that change the state of the environment</w:t>
+        <w:t xml:space="preserve">Executes containment actions that change the state of the environment</w:t>
       </w:r>
     </w:p>
     <w:p>
@@ -2145,7 +2145,7 @@
         <w:t xml:space="preserve"> </w:t>
       </w:r>
       <w:r>
-        <w:t xml:space="preserve">the correlation query, only reached if everything above passed</w:t>
+        <w:t xml:space="preserve">The correlation query, only reached if everything above passed</w:t>
       </w:r>
     </w:p>
     <w:p>
